--- a/senedler/word/en/AIVanta Delivery Rules - AI Solutions (EN).docx
+++ b/senedler/word/en/AIVanta Delivery Rules - AI Solutions (EN).docx
@@ -66,7 +66,7 @@
           <w:color w:val="22262E"/>
           <w:sz w:val="21"/>
         </w:rPr>
-        <w:t>The General Delivery Rules apply here too. Below are the additions specific to AI projects.</w:t>
+        <w:t>The General Rules fully apply. Below are the operational rules, tool stack and procedures specific to AI projects.</w:t>
       </w:r>
     </w:p>
     <w:p>
@@ -84,7 +84,609 @@
           <w:color w:val="0B7A67"/>
           <w:sz w:val="26"/>
         </w:rPr>
-        <w:t>What we ask from the client</w:t>
+        <w:t>1. Tool stack (standard)</w:t>
+      </w:r>
+    </w:p>
+    <w:tbl>
+      <w:tblPr>
+        <w:tblW w:type="auto" w:w="0"/>
+        <w:jc w:val="center"/>
+        <w:tblLayout w:type="autofit"/>
+        <w:tblLook w:firstColumn="1" w:firstRow="1" w:lastColumn="0" w:lastRow="0" w:noHBand="0" w:noVBand="1" w:val="04A0"/>
+        <w:tblBorders>
+          <w:top w:val="single" w:sz="6" w:space="0" w:color="D7DBE0"/>
+          <w:left w:val="single" w:sz="6" w:space="0" w:color="D7DBE0"/>
+          <w:bottom w:val="single" w:sz="6" w:space="0" w:color="D7DBE0"/>
+          <w:right w:val="single" w:sz="6" w:space="0" w:color="D7DBE0"/>
+          <w:insideH w:val="single" w:sz="6" w:space="0" w:color="D7DBE0"/>
+          <w:insideV w:val="single" w:sz="6" w:space="0" w:color="D7DBE0"/>
+        </w:tblBorders>
+      </w:tblPr>
+      <w:tblGrid>
+        <w:gridCol w:w="3249"/>
+        <w:gridCol w:w="3249"/>
+        <w:gridCol w:w="3249"/>
+      </w:tblGrid>
+      <w:tr>
+        <w:tc>
+          <w:tcPr>
+            <w:tcW w:type="dxa" w:w="3249"/>
+            <w:shd w:val="clear" w:fill="0B7A67"/>
+          </w:tcPr>
+          <w:p>
+            <w:r>
+              <w:rPr>
+                <w:rFonts w:ascii="Segoe UI" w:hAnsi="Segoe UI"/>
+                <w:b/>
+                <w:color w:val="FFFFFF"/>
+                <w:sz w:val="19"/>
+              </w:rPr>
+              <w:t>Purpose</w:t>
+            </w:r>
+          </w:p>
+        </w:tc>
+        <w:tc>
+          <w:tcPr>
+            <w:tcW w:type="dxa" w:w="3249"/>
+            <w:shd w:val="clear" w:fill="0B7A67"/>
+          </w:tcPr>
+          <w:p>
+            <w:r>
+              <w:rPr>
+                <w:rFonts w:ascii="Segoe UI" w:hAnsi="Segoe UI"/>
+                <w:b/>
+                <w:color w:val="FFFFFF"/>
+                <w:sz w:val="19"/>
+              </w:rPr>
+              <w:t>Tool</w:t>
+            </w:r>
+          </w:p>
+        </w:tc>
+        <w:tc>
+          <w:tcPr>
+            <w:tcW w:type="dxa" w:w="3249"/>
+            <w:shd w:val="clear" w:fill="0B7A67"/>
+          </w:tcPr>
+          <w:p>
+            <w:r>
+              <w:rPr>
+                <w:rFonts w:ascii="Segoe UI" w:hAnsi="Segoe UI"/>
+                <w:b/>
+                <w:color w:val="FFFFFF"/>
+                <w:sz w:val="19"/>
+              </w:rPr>
+              <w:t>Note</w:t>
+            </w:r>
+          </w:p>
+        </w:tc>
+      </w:tr>
+      <w:tr>
+        <w:tc>
+          <w:tcPr>
+            <w:tcW w:type="dxa" w:w="3249"/>
+          </w:tcPr>
+          <w:p>
+            <w:pPr>
+              <w:spacing w:after="40"/>
+            </w:pPr>
+            <w:r>
+              <w:rPr>
+                <w:rFonts w:ascii="Segoe UI" w:hAnsi="Segoe UI"/>
+                <w:color w:val="22262E"/>
+                <w:sz w:val="19"/>
+              </w:rPr>
+              <w:t>Language / environment</w:t>
+            </w:r>
+          </w:p>
+        </w:tc>
+        <w:tc>
+          <w:tcPr>
+            <w:tcW w:type="dxa" w:w="3249"/>
+          </w:tcPr>
+          <w:p>
+            <w:pPr>
+              <w:spacing w:after="40"/>
+            </w:pPr>
+            <w:r>
+              <w:rPr>
+                <w:rFonts w:ascii="Segoe UI" w:hAnsi="Segoe UI"/>
+                <w:color w:val="22262E"/>
+                <w:sz w:val="19"/>
+              </w:rPr>
+              <w:t xml:space="preserve">Python 3.11+, </w:t>
+            </w:r>
+            <w:r>
+              <w:rPr>
+                <w:rFonts w:ascii="Consolas" w:hAnsi="Consolas"/>
+                <w:color w:val="14181F"/>
+                <w:sz w:val="19"/>
+              </w:rPr>
+              <w:t>venv</w:t>
+            </w:r>
+            <w:r>
+              <w:rPr>
+                <w:rFonts w:ascii="Segoe UI" w:hAnsi="Segoe UI"/>
+                <w:color w:val="22262E"/>
+                <w:sz w:val="19"/>
+              </w:rPr>
+              <w:t>/</w:t>
+            </w:r>
+            <w:r>
+              <w:rPr>
+                <w:rFonts w:ascii="Consolas" w:hAnsi="Consolas"/>
+                <w:color w:val="14181F"/>
+                <w:sz w:val="19"/>
+              </w:rPr>
+              <w:t>conda</w:t>
+            </w:r>
+          </w:p>
+        </w:tc>
+        <w:tc>
+          <w:tcPr>
+            <w:tcW w:type="dxa" w:w="3249"/>
+          </w:tcPr>
+          <w:p>
+            <w:pPr>
+              <w:spacing w:after="40"/>
+            </w:pPr>
+            <w:r>
+              <w:rPr>
+                <w:rFonts w:ascii="Segoe UI" w:hAnsi="Segoe UI"/>
+                <w:color w:val="22262E"/>
+                <w:sz w:val="19"/>
+              </w:rPr>
+              <w:t>Versions pinned for reproducibility</w:t>
+            </w:r>
+          </w:p>
+        </w:tc>
+      </w:tr>
+      <w:tr>
+        <w:tc>
+          <w:tcPr>
+            <w:tcW w:type="dxa" w:w="3249"/>
+            <w:shd w:val="clear" w:fill="F4F6F8"/>
+          </w:tcPr>
+          <w:p>
+            <w:pPr>
+              <w:spacing w:after="40"/>
+            </w:pPr>
+            <w:r>
+              <w:rPr>
+                <w:rFonts w:ascii="Segoe UI" w:hAnsi="Segoe UI"/>
+                <w:color w:val="22262E"/>
+                <w:sz w:val="19"/>
+              </w:rPr>
+              <w:t>Model</w:t>
+            </w:r>
+          </w:p>
+        </w:tc>
+        <w:tc>
+          <w:tcPr>
+            <w:tcW w:type="dxa" w:w="3249"/>
+            <w:shd w:val="clear" w:fill="F4F6F8"/>
+          </w:tcPr>
+          <w:p>
+            <w:pPr>
+              <w:spacing w:after="40"/>
+            </w:pPr>
+            <w:r>
+              <w:rPr>
+                <w:rFonts w:ascii="Segoe UI" w:hAnsi="Segoe UI"/>
+                <w:color w:val="22262E"/>
+                <w:sz w:val="19"/>
+              </w:rPr>
+              <w:t>PyTorch / TensorFlow, Hugging Face</w:t>
+            </w:r>
+          </w:p>
+        </w:tc>
+        <w:tc>
+          <w:tcPr>
+            <w:tcW w:type="dxa" w:w="3249"/>
+            <w:shd w:val="clear" w:fill="F4F6F8"/>
+          </w:tcPr>
+          <w:p>
+            <w:pPr>
+              <w:spacing w:after="40"/>
+            </w:pPr>
+            <w:r>
+              <w:rPr>
+                <w:rFonts w:ascii="Segoe UI" w:hAnsi="Segoe UI"/>
+                <w:color w:val="22262E"/>
+                <w:sz w:val="19"/>
+              </w:rPr>
+              <w:t>Chosen per task</w:t>
+            </w:r>
+          </w:p>
+        </w:tc>
+      </w:tr>
+      <w:tr>
+        <w:tc>
+          <w:tcPr>
+            <w:tcW w:type="dxa" w:w="3249"/>
+          </w:tcPr>
+          <w:p>
+            <w:pPr>
+              <w:spacing w:after="40"/>
+            </w:pPr>
+            <w:r>
+              <w:rPr>
+                <w:rFonts w:ascii="Segoe UI" w:hAnsi="Segoe UI"/>
+                <w:color w:val="22262E"/>
+                <w:sz w:val="19"/>
+              </w:rPr>
+              <w:t>Experiment tracking</w:t>
+            </w:r>
+          </w:p>
+        </w:tc>
+        <w:tc>
+          <w:tcPr>
+            <w:tcW w:type="dxa" w:w="3249"/>
+          </w:tcPr>
+          <w:p>
+            <w:pPr>
+              <w:spacing w:after="40"/>
+            </w:pPr>
+            <w:r>
+              <w:rPr>
+                <w:rFonts w:ascii="Segoe UI" w:hAnsi="Segoe UI"/>
+                <w:b/>
+                <w:color w:val="14181F"/>
+                <w:sz w:val="19"/>
+              </w:rPr>
+              <w:t>MLflow</w:t>
+            </w:r>
+          </w:p>
+        </w:tc>
+        <w:tc>
+          <w:tcPr>
+            <w:tcW w:type="dxa" w:w="3249"/>
+          </w:tcPr>
+          <w:p>
+            <w:pPr>
+              <w:spacing w:after="40"/>
+            </w:pPr>
+            <w:r>
+              <w:rPr>
+                <w:rFonts w:ascii="Segoe UI" w:hAnsi="Segoe UI"/>
+                <w:color w:val="22262E"/>
+                <w:sz w:val="19"/>
+              </w:rPr>
+              <w:t>Every training run logged (params, metrics)</w:t>
+            </w:r>
+          </w:p>
+        </w:tc>
+      </w:tr>
+      <w:tr>
+        <w:tc>
+          <w:tcPr>
+            <w:tcW w:type="dxa" w:w="3249"/>
+            <w:shd w:val="clear" w:fill="F4F6F8"/>
+          </w:tcPr>
+          <w:p>
+            <w:pPr>
+              <w:spacing w:after="40"/>
+            </w:pPr>
+            <w:r>
+              <w:rPr>
+                <w:rFonts w:ascii="Segoe UI" w:hAnsi="Segoe UI"/>
+                <w:color w:val="22262E"/>
+                <w:sz w:val="19"/>
+              </w:rPr>
+              <w:t>Data versioning</w:t>
+            </w:r>
+          </w:p>
+        </w:tc>
+        <w:tc>
+          <w:tcPr>
+            <w:tcW w:type="dxa" w:w="3249"/>
+            <w:shd w:val="clear" w:fill="F4F6F8"/>
+          </w:tcPr>
+          <w:p>
+            <w:pPr>
+              <w:spacing w:after="40"/>
+            </w:pPr>
+            <w:r>
+              <w:rPr>
+                <w:rFonts w:ascii="Segoe UI" w:hAnsi="Segoe UI"/>
+                <w:b/>
+                <w:color w:val="14181F"/>
+                <w:sz w:val="19"/>
+              </w:rPr>
+              <w:t>DVC</w:t>
+            </w:r>
+          </w:p>
+        </w:tc>
+        <w:tc>
+          <w:tcPr>
+            <w:tcW w:type="dxa" w:w="3249"/>
+            <w:shd w:val="clear" w:fill="F4F6F8"/>
+          </w:tcPr>
+          <w:p>
+            <w:pPr>
+              <w:spacing w:after="40"/>
+            </w:pPr>
+            <w:r>
+              <w:rPr>
+                <w:rFonts w:ascii="Segoe UI" w:hAnsi="Segoe UI"/>
+                <w:color w:val="22262E"/>
+                <w:sz w:val="19"/>
+              </w:rPr>
+              <w:t>Data + model version tied to Git</w:t>
+            </w:r>
+          </w:p>
+        </w:tc>
+      </w:tr>
+      <w:tr>
+        <w:tc>
+          <w:tcPr>
+            <w:tcW w:type="dxa" w:w="3249"/>
+          </w:tcPr>
+          <w:p>
+            <w:pPr>
+              <w:spacing w:after="40"/>
+            </w:pPr>
+            <w:r>
+              <w:rPr>
+                <w:rFonts w:ascii="Segoe UI" w:hAnsi="Segoe UI"/>
+                <w:color w:val="22262E"/>
+                <w:sz w:val="19"/>
+              </w:rPr>
+              <w:t>Container</w:t>
+            </w:r>
+          </w:p>
+        </w:tc>
+        <w:tc>
+          <w:tcPr>
+            <w:tcW w:type="dxa" w:w="3249"/>
+          </w:tcPr>
+          <w:p>
+            <w:pPr>
+              <w:spacing w:after="40"/>
+            </w:pPr>
+            <w:r>
+              <w:rPr>
+                <w:rFonts w:ascii="Segoe UI" w:hAnsi="Segoe UI"/>
+                <w:b/>
+                <w:color w:val="14181F"/>
+                <w:sz w:val="19"/>
+              </w:rPr>
+              <w:t>Docker</w:t>
+            </w:r>
+            <w:r>
+              <w:rPr>
+                <w:rFonts w:ascii="Segoe UI" w:hAnsi="Segoe UI"/>
+                <w:color w:val="22262E"/>
+                <w:sz w:val="19"/>
+              </w:rPr>
+              <w:t xml:space="preserve"> (+ CUDA image)</w:t>
+            </w:r>
+          </w:p>
+        </w:tc>
+        <w:tc>
+          <w:tcPr>
+            <w:tcW w:type="dxa" w:w="3249"/>
+          </w:tcPr>
+          <w:p>
+            <w:pPr>
+              <w:spacing w:after="40"/>
+            </w:pPr>
+            <w:r>
+              <w:rPr>
+                <w:rFonts w:ascii="Segoe UI" w:hAnsi="Segoe UI"/>
+                <w:color w:val="22262E"/>
+                <w:sz w:val="19"/>
+              </w:rPr>
+              <w:t>Removes environment differences</w:t>
+            </w:r>
+          </w:p>
+        </w:tc>
+      </w:tr>
+      <w:tr>
+        <w:tc>
+          <w:tcPr>
+            <w:tcW w:type="dxa" w:w="3249"/>
+            <w:shd w:val="clear" w:fill="F4F6F8"/>
+          </w:tcPr>
+          <w:p>
+            <w:pPr>
+              <w:spacing w:after="40"/>
+            </w:pPr>
+            <w:r>
+              <w:rPr>
+                <w:rFonts w:ascii="Segoe UI" w:hAnsi="Segoe UI"/>
+                <w:color w:val="22262E"/>
+                <w:sz w:val="19"/>
+              </w:rPr>
+              <w:t>Serving</w:t>
+            </w:r>
+          </w:p>
+        </w:tc>
+        <w:tc>
+          <w:tcPr>
+            <w:tcW w:type="dxa" w:w="3249"/>
+            <w:shd w:val="clear" w:fill="F4F6F8"/>
+          </w:tcPr>
+          <w:p>
+            <w:pPr>
+              <w:spacing w:after="40"/>
+            </w:pPr>
+            <w:r>
+              <w:rPr>
+                <w:rFonts w:ascii="Segoe UI" w:hAnsi="Segoe UI"/>
+                <w:b/>
+                <w:color w:val="14181F"/>
+                <w:sz w:val="19"/>
+              </w:rPr>
+              <w:t>FastAPI</w:t>
+            </w:r>
+            <w:r>
+              <w:rPr>
+                <w:rFonts w:ascii="Segoe UI" w:hAnsi="Segoe UI"/>
+                <w:color w:val="22262E"/>
+                <w:sz w:val="19"/>
+              </w:rPr>
+              <w:t xml:space="preserve"> (+ vLLM / Triton if needed)</w:t>
+            </w:r>
+          </w:p>
+        </w:tc>
+        <w:tc>
+          <w:tcPr>
+            <w:tcW w:type="dxa" w:w="3249"/>
+            <w:shd w:val="clear" w:fill="F4F6F8"/>
+          </w:tcPr>
+          <w:p>
+            <w:pPr>
+              <w:spacing w:after="40"/>
+            </w:pPr>
+            <w:r>
+              <w:rPr>
+                <w:rFonts w:ascii="Segoe UI" w:hAnsi="Segoe UI"/>
+                <w:color w:val="22262E"/>
+                <w:sz w:val="19"/>
+              </w:rPr>
+              <w:t>Model exposed as an API</w:t>
+            </w:r>
+          </w:p>
+        </w:tc>
+      </w:tr>
+      <w:tr>
+        <w:tc>
+          <w:tcPr>
+            <w:tcW w:type="dxa" w:w="3249"/>
+          </w:tcPr>
+          <w:p>
+            <w:pPr>
+              <w:spacing w:after="40"/>
+            </w:pPr>
+            <w:r>
+              <w:rPr>
+                <w:rFonts w:ascii="Segoe UI" w:hAnsi="Segoe UI"/>
+                <w:color w:val="22262E"/>
+                <w:sz w:val="19"/>
+              </w:rPr>
+              <w:t>Drift monitoring</w:t>
+            </w:r>
+          </w:p>
+        </w:tc>
+        <w:tc>
+          <w:tcPr>
+            <w:tcW w:type="dxa" w:w="3249"/>
+          </w:tcPr>
+          <w:p>
+            <w:pPr>
+              <w:spacing w:after="40"/>
+            </w:pPr>
+            <w:r>
+              <w:rPr>
+                <w:rFonts w:ascii="Segoe UI" w:hAnsi="Segoe UI"/>
+                <w:b/>
+                <w:color w:val="14181F"/>
+                <w:sz w:val="19"/>
+              </w:rPr>
+              <w:t>Evidently</w:t>
+            </w:r>
+          </w:p>
+        </w:tc>
+        <w:tc>
+          <w:tcPr>
+            <w:tcW w:type="dxa" w:w="3249"/>
+          </w:tcPr>
+          <w:p>
+            <w:pPr>
+              <w:spacing w:after="40"/>
+            </w:pPr>
+            <w:r>
+              <w:rPr>
+                <w:rFonts w:ascii="Segoe UI" w:hAnsi="Segoe UI"/>
+                <w:color w:val="22262E"/>
+                <w:sz w:val="19"/>
+              </w:rPr>
+              <w:t>Performance/drift watched in production</w:t>
+            </w:r>
+          </w:p>
+        </w:tc>
+      </w:tr>
+      <w:tr>
+        <w:tc>
+          <w:tcPr>
+            <w:tcW w:type="dxa" w:w="3249"/>
+            <w:shd w:val="clear" w:fill="F4F6F8"/>
+          </w:tcPr>
+          <w:p>
+            <w:pPr>
+              <w:spacing w:after="40"/>
+            </w:pPr>
+            <w:r>
+              <w:rPr>
+                <w:rFonts w:ascii="Segoe UI" w:hAnsi="Segoe UI"/>
+                <w:color w:val="22262E"/>
+                <w:sz w:val="19"/>
+              </w:rPr>
+              <w:t>GPU</w:t>
+            </w:r>
+          </w:p>
+        </w:tc>
+        <w:tc>
+          <w:tcPr>
+            <w:tcW w:type="dxa" w:w="3249"/>
+            <w:shd w:val="clear" w:fill="F4F6F8"/>
+          </w:tcPr>
+          <w:p>
+            <w:pPr>
+              <w:spacing w:after="40"/>
+            </w:pPr>
+            <w:r>
+              <w:rPr>
+                <w:rFonts w:ascii="Segoe UI" w:hAnsi="Segoe UI"/>
+                <w:color w:val="22262E"/>
+                <w:sz w:val="19"/>
+              </w:rPr>
+              <w:t>NVIDIA + CUDA</w:t>
+            </w:r>
+          </w:p>
+        </w:tc>
+        <w:tc>
+          <w:tcPr>
+            <w:tcW w:type="dxa" w:w="3249"/>
+            <w:shd w:val="clear" w:fill="F4F6F8"/>
+          </w:tcPr>
+          <w:p>
+            <w:pPr>
+              <w:spacing w:after="40"/>
+            </w:pPr>
+            <w:r>
+              <w:rPr>
+                <w:rFonts w:ascii="Segoe UI" w:hAnsi="Segoe UI"/>
+                <w:color w:val="22262E"/>
+                <w:sz w:val="19"/>
+              </w:rPr>
+              <w:t>Driver/CUDA version documented</w:t>
+            </w:r>
+          </w:p>
+        </w:tc>
+      </w:tr>
+    </w:tbl>
+    <w:p>
+      <w:pPr>
+        <w:spacing w:after="80"/>
+      </w:pPr>
+    </w:p>
+    <w:p>
+      <w:pPr>
+        <w:keepNext/>
+        <w:spacing w:before="280" w:after="100"/>
+        <w:pBdr>
+          <w:bottom w:val="single" w:sz="6" w:space="3" w:color="D7DBE0"/>
+        </w:pBdr>
+      </w:pPr>
+      <w:r>
+        <w:rPr>
+          <w:rFonts w:ascii="Segoe UI" w:hAnsi="Segoe UI"/>
+          <w:b/>
+          <w:color w:val="0B7A67"/>
+          <w:sz w:val="26"/>
+        </w:rPr>
+        <w:t>2. What we ask from the client</w:t>
       </w:r>
     </w:p>
     <w:p>
@@ -107,7 +709,7 @@
           <w:color w:val="22262E"/>
           <w:sz w:val="21"/>
         </w:rPr>
-        <w:t xml:space="preserve"> — after the first meeting, for the assessment (may be anonymized).</w:t>
+        <w:t xml:space="preserve"> — for the assessment (may be anonymized).</w:t>
       </w:r>
     </w:p>
     <w:p>
@@ -130,7 +732,7 @@
           <w:color w:val="22262E"/>
           <w:sz w:val="21"/>
         </w:rPr>
-        <w:t xml:space="preserve"> — so data questions are answered directly, not routed through the POC.</w:t>
+        <w:t xml:space="preserve"> — for schema/semantics questions.</w:t>
       </w:r>
     </w:p>
     <w:p>
@@ -153,7 +755,7 @@
           <w:color w:val="22262E"/>
           <w:sz w:val="21"/>
         </w:rPr>
-        <w:t xml:space="preserve"> — at least 1–2 hours per week. The judgment of someone who knows the field is essential for the model to learn the right things.</w:t>
+        <w:t xml:space="preserve"> — at least 1–2 hours per week.</w:t>
       </w:r>
     </w:p>
     <w:p>
@@ -176,7 +778,7 @@
           <w:color w:val="22262E"/>
           <w:sz w:val="21"/>
         </w:rPr>
-        <w:t xml:space="preserve"> for on-prem work, a GPU VM (exact requirement set per project; typical: NVIDIA 24 GB+ VRAM, 8 vCPU, 32 GB RAM, 200 GB SSD); in the cloud, a separate project + GPU instance quota. A cost estimate is provided up front.</w:t>
+        <w:t xml:space="preserve"> for on-prem work, a GPU VM (typical: NVIDIA 24 GB+ VRAM, 8 vCPU, 32 GB RAM, 200 GB SSD); in the cloud, a separate project + GPU instance quota. A cost estimate is provided up front.</w:t>
       </w:r>
     </w:p>
     <w:p>
@@ -194,7 +796,7 @@
           <w:color w:val="0B7A67"/>
           <w:sz w:val="26"/>
         </w:rPr>
-        <w:t>Data and model rules</w:t>
+        <w:t>3. Data and model rules</w:t>
       </w:r>
     </w:p>
     <w:p>
@@ -209,7 +811,7 @@
           <w:color w:val="14181F"/>
           <w:sz w:val="21"/>
         </w:rPr>
-        <w:t>We never train shared/global models on client data.</w:t>
+        <w:t>Reproducibility is mandatory:</w:t>
       </w:r>
       <w:r>
         <w:rPr>
@@ -217,7 +819,30 @@
           <w:color w:val="22262E"/>
           <w:sz w:val="21"/>
         </w:rPr>
-        <w:t xml:space="preserve"> A client's data is used only in their own solution.</w:t>
+        <w:t xml:space="preserve"> which model, which data (DVC hash), which parameters (MLflow run) — all recorded. The answer to "how did we get this result" must always exist.</w:t>
+      </w:r>
+    </w:p>
+    <w:p>
+      <w:pPr>
+        <w:pStyle w:val="ListBullet"/>
+        <w:spacing w:after="80"/>
+      </w:pPr>
+      <w:r>
+        <w:rPr>
+          <w:rFonts w:ascii="Segoe UI" w:hAnsi="Segoe UI"/>
+          <w:b/>
+          <w:color w:val="14181F"/>
+          <w:sz w:val="21"/>
+        </w:rPr>
+        <w:t>Data lineage</w:t>
+      </w:r>
+      <w:r>
+        <w:rPr>
+          <w:rFonts w:ascii="Segoe UI" w:hAnsi="Segoe UI"/>
+          <w:color w:val="22262E"/>
+          <w:sz w:val="21"/>
+        </w:rPr>
+        <w:t xml:space="preserve"> is included in the handover package.</w:t>
       </w:r>
     </w:p>
     <w:p>
@@ -231,24 +856,7 @@
           <w:color w:val="22262E"/>
           <w:sz w:val="21"/>
         </w:rPr>
-        <w:t xml:space="preserve">If a third-party API (OpenAI, Anthropic, etc.) will be used: </w:t>
-      </w:r>
-      <w:r>
-        <w:rPr>
-          <w:rFonts w:ascii="Segoe UI" w:hAnsi="Segoe UI"/>
-          <w:b/>
-          <w:color w:val="14181F"/>
-          <w:sz w:val="21"/>
-        </w:rPr>
-        <w:t>written consent in advance</w:t>
-      </w:r>
-      <w:r>
-        <w:rPr>
-          <w:rFonts w:ascii="Segoe UI" w:hAnsi="Segoe UI"/>
-          <w:color w:val="22262E"/>
-          <w:sz w:val="21"/>
-        </w:rPr>
-        <w:t xml:space="preserve"> + documentation of exactly what data goes to the API. PII is masked before sending wherever possible.</w:t>
+        <w:t>PII is removed from / masked in training data wherever possible.</w:t>
       </w:r>
     </w:p>
     <w:p>
@@ -262,21 +870,7 @@
           <w:color w:val="22262E"/>
           <w:sz w:val="21"/>
         </w:rPr>
-        <w:t>PII is removed from or masked in training data wherever possible.</w:t>
-      </w:r>
-    </w:p>
-    <w:p>
-      <w:pPr>
-        <w:pStyle w:val="ListBullet"/>
-        <w:spacing w:after="80"/>
-      </w:pPr>
-      <w:r>
-        <w:rPr>
-          <w:rFonts w:ascii="Segoe UI" w:hAnsi="Segoe UI"/>
-          <w:color w:val="22262E"/>
-          <w:sz w:val="21"/>
-        </w:rPr>
-        <w:t>Data lineage is maintained: which model was trained on which data, when — included in the handover package.</w:t>
+        <w:t>The test dataset is separate from training; acceptance is judged only on test-set results.</w:t>
       </w:r>
     </w:p>
     <w:p>
@@ -294,7 +888,214 @@
           <w:color w:val="0B7A67"/>
           <w:sz w:val="26"/>
         </w:rPr>
-        <w:t>Quality and acceptance</w:t>
+        <w:t>4. Third-party LLMs (OpenAI / Anthropic / etc.) — data governance</w:t>
+      </w:r>
+    </w:p>
+    <w:p>
+      <w:r>
+        <w:rPr>
+          <w:rFonts w:ascii="Segoe UI" w:hAnsi="Segoe UI"/>
+          <w:color w:val="22262E"/>
+          <w:sz w:val="21"/>
+        </w:rPr>
+        <w:t>This is the most-forgotten risk. The rule:</w:t>
+      </w:r>
+    </w:p>
+    <w:p>
+      <w:pPr>
+        <w:pStyle w:val="ListBullet"/>
+        <w:spacing w:after="80"/>
+      </w:pPr>
+      <w:r>
+        <w:rPr>
+          <w:rFonts w:ascii="Segoe UI" w:hAnsi="Segoe UI"/>
+          <w:b/>
+          <w:color w:val="14181F"/>
+          <w:sz w:val="21"/>
+        </w:rPr>
+        <w:t>Default: client data (especially PII) is not sent to a third-party API.</w:t>
+      </w:r>
+    </w:p>
+    <w:p>
+      <w:pPr>
+        <w:pStyle w:val="ListBullet"/>
+        <w:spacing w:after="80"/>
+      </w:pPr>
+      <w:r>
+        <w:rPr>
+          <w:rFonts w:ascii="Segoe UI" w:hAnsi="Segoe UI"/>
+          <w:color w:val="22262E"/>
+          <w:sz w:val="21"/>
+        </w:rPr>
+        <w:t xml:space="preserve">If it will be sent: (1) </w:t>
+      </w:r>
+      <w:r>
+        <w:rPr>
+          <w:rFonts w:ascii="Segoe UI" w:hAnsi="Segoe UI"/>
+          <w:b/>
+          <w:color w:val="14181F"/>
+          <w:sz w:val="21"/>
+        </w:rPr>
+        <w:t>written consent in advance</w:t>
+      </w:r>
+      <w:r>
+        <w:rPr>
+          <w:rFonts w:ascii="Segoe UI" w:hAnsi="Segoe UI"/>
+          <w:color w:val="22262E"/>
+          <w:sz w:val="21"/>
+        </w:rPr>
+        <w:t xml:space="preserve">, (2) which data, to which provider — documented, (3) </w:t>
+      </w:r>
+      <w:r>
+        <w:rPr>
+          <w:rFonts w:ascii="Segoe UI" w:hAnsi="Segoe UI"/>
+          <w:b/>
+          <w:color w:val="14181F"/>
+          <w:sz w:val="21"/>
+        </w:rPr>
+        <w:t>redaction/masking of PII</w:t>
+      </w:r>
+      <w:r>
+        <w:rPr>
+          <w:rFonts w:ascii="Segoe UI" w:hAnsi="Segoe UI"/>
+          <w:color w:val="22262E"/>
+          <w:sz w:val="21"/>
+        </w:rPr>
+        <w:t xml:space="preserve"> before sending wherever possible.</w:t>
+      </w:r>
+    </w:p>
+    <w:p>
+      <w:pPr>
+        <w:pStyle w:val="ListBullet"/>
+        <w:spacing w:after="80"/>
+      </w:pPr>
+      <w:r>
+        <w:rPr>
+          <w:rFonts w:ascii="Segoe UI" w:hAnsi="Segoe UI"/>
+          <w:color w:val="22262E"/>
+          <w:sz w:val="21"/>
+        </w:rPr>
+        <w:t xml:space="preserve">The provider's </w:t>
+      </w:r>
+      <w:r>
+        <w:rPr>
+          <w:rFonts w:ascii="Segoe UI" w:hAnsi="Segoe UI"/>
+          <w:b/>
+          <w:color w:val="14181F"/>
+          <w:sz w:val="21"/>
+        </w:rPr>
+        <w:t>"zero-retention" / enterprise</w:t>
+      </w:r>
+      <w:r>
+        <w:rPr>
+          <w:rFonts w:ascii="Segoe UI" w:hAnsi="Segoe UI"/>
+          <w:color w:val="22262E"/>
+          <w:sz w:val="21"/>
+        </w:rPr>
+        <w:t xml:space="preserve"> mode is selected (data not retained for training).</w:t>
+      </w:r>
+    </w:p>
+    <w:p>
+      <w:pPr>
+        <w:pStyle w:val="ListBullet"/>
+        <w:spacing w:after="80"/>
+      </w:pPr>
+      <w:r>
+        <w:rPr>
+          <w:rFonts w:ascii="Segoe UI" w:hAnsi="Segoe UI"/>
+          <w:b/>
+          <w:color w:val="14181F"/>
+          <w:sz w:val="21"/>
+        </w:rPr>
+        <w:t>Prompt-injection</w:t>
+      </w:r>
+      <w:r>
+        <w:rPr>
+          <w:rFonts w:ascii="Segoe UI" w:hAnsi="Segoe UI"/>
+          <w:color w:val="22262E"/>
+          <w:sz w:val="21"/>
+        </w:rPr>
+        <w:t xml:space="preserve"> defense: text coming from user input is not treated as a system instruction.</w:t>
+      </w:r>
+    </w:p>
+    <w:p>
+      <w:pPr>
+        <w:pStyle w:val="ListBullet"/>
+        <w:spacing w:after="80"/>
+      </w:pPr>
+      <w:r>
+        <w:rPr>
+          <w:rFonts w:ascii="Segoe UI" w:hAnsi="Segoe UI"/>
+          <w:color w:val="22262E"/>
+          <w:sz w:val="21"/>
+        </w:rPr>
+        <w:t xml:space="preserve">Prompt/response logs are stored </w:t>
+      </w:r>
+      <w:r>
+        <w:rPr>
+          <w:rFonts w:ascii="Segoe UI" w:hAnsi="Segoe UI"/>
+          <w:b/>
+          <w:color w:val="14181F"/>
+          <w:sz w:val="21"/>
+        </w:rPr>
+        <w:t>securely</w:t>
+      </w:r>
+      <w:r>
+        <w:rPr>
+          <w:rFonts w:ascii="Segoe UI" w:hAnsi="Segoe UI"/>
+          <w:color w:val="22262E"/>
+          <w:sz w:val="21"/>
+        </w:rPr>
+        <w:t xml:space="preserve"> (no PII in logs).</w:t>
+      </w:r>
+    </w:p>
+    <w:p>
+      <w:pPr>
+        <w:pStyle w:val="ListBullet"/>
+        <w:spacing w:after="80"/>
+      </w:pPr>
+      <w:r>
+        <w:rPr>
+          <w:rFonts w:ascii="Segoe UI" w:hAnsi="Segoe UI"/>
+          <w:color w:val="22262E"/>
+          <w:sz w:val="21"/>
+        </w:rPr>
+        <w:t xml:space="preserve">An </w:t>
+      </w:r>
+      <w:r>
+        <w:rPr>
+          <w:rFonts w:ascii="Segoe UI" w:hAnsi="Segoe UI"/>
+          <w:b/>
+          <w:color w:val="14181F"/>
+          <w:sz w:val="21"/>
+        </w:rPr>
+        <w:t>approved-provider + allowed-data-class matrix</w:t>
+      </w:r>
+      <w:r>
+        <w:rPr>
+          <w:rFonts w:ascii="Segoe UI" w:hAnsi="Segoe UI"/>
+          <w:color w:val="22262E"/>
+          <w:sz w:val="21"/>
+        </w:rPr>
+        <w:t xml:space="preserve"> is written per project.</w:t>
+      </w:r>
+    </w:p>
+    <w:p>
+      <w:pPr>
+        <w:keepNext/>
+        <w:spacing w:before="280" w:after="100"/>
+        <w:pBdr>
+          <w:bottom w:val="single" w:sz="6" w:space="3" w:color="D7DBE0"/>
+        </w:pBdr>
+      </w:pPr>
+      <w:r>
+        <w:rPr>
+          <w:rFonts w:ascii="Segoe UI" w:hAnsi="Segoe UI"/>
+          <w:b/>
+          <w:color w:val="0B7A67"/>
+          <w:sz w:val="26"/>
+        </w:rPr>
+        <w:t>5. Quality and acceptance</w:t>
       </w:r>
     </w:p>
     <w:p>
@@ -325,7 +1126,7 @@
           <w:color w:val="22262E"/>
           <w:sz w:val="21"/>
         </w:rPr>
-        <w:t xml:space="preserve"> minimum accuracy / precision-recall / response time — whichever metric fits the project.</w:t>
+        <w:t xml:space="preserve"> min. accuracy / precision-recall / response time.</w:t>
       </w:r>
     </w:p>
     <w:p>
@@ -339,21 +1140,7 @@
           <w:color w:val="22262E"/>
           <w:sz w:val="21"/>
         </w:rPr>
-        <w:t>The metric is measured at the POC stage; if the target is realistic it is confirmed, if not, it is revisited together — no surprises at the end.</w:t>
-      </w:r>
-    </w:p>
-    <w:p>
-      <w:pPr>
-        <w:pStyle w:val="ListBullet"/>
-        <w:spacing w:after="80"/>
-      </w:pPr>
-      <w:r>
-        <w:rPr>
-          <w:rFonts w:ascii="Segoe UI" w:hAnsi="Segoe UI"/>
-          <w:color w:val="22262E"/>
-          <w:sz w:val="21"/>
-        </w:rPr>
-        <w:t>The test dataset is kept separate from training; acceptance is judged only on test-set results.</w:t>
+        <w:t>The metric is measured at the POC stage; if the target is realistic it is confirmed, if not it is revisited together — no surprises at the end.</w:t>
       </w:r>
     </w:p>
     <w:p>
@@ -371,7 +1158,7 @@
           <w:color w:val="0B7A67"/>
           <w:sz w:val="26"/>
         </w:rPr>
-        <w:t>Production rules</w:t>
+        <w:t>6. Production rules</w:t>
       </w:r>
     </w:p>
     <w:p>
@@ -394,7 +1181,7 @@
           <w:color w:val="14181F"/>
           <w:sz w:val="21"/>
         </w:rPr>
-        <w:t>monitoring is set up:</w:t>
+        <w:t>monitoring:</w:t>
       </w:r>
       <w:r>
         <w:rPr>
@@ -402,7 +1189,7 @@
           <w:color w:val="22262E"/>
           <w:sz w:val="21"/>
         </w:rPr>
-        <w:t xml:space="preserve"> performance, response time, data drift. Who receives alerts is written in the runbook.</w:t>
+        <w:t xml:space="preserve"> performance, response time, data drift (Evidently). Who gets alerts is in the runbook.</w:t>
       </w:r>
     </w:p>
     <w:p>
@@ -416,7 +1203,24 @@
           <w:color w:val="22262E"/>
           <w:sz w:val="21"/>
         </w:rPr>
-        <w:t>If human oversight is needed on model outputs (high-stakes decisions), the human-in-the-loop flow is designed in from the start.</w:t>
+        <w:t xml:space="preserve">For high-stakes decisions, </w:t>
+      </w:r>
+      <w:r>
+        <w:rPr>
+          <w:rFonts w:ascii="Segoe UI" w:hAnsi="Segoe UI"/>
+          <w:b/>
+          <w:color w:val="14181F"/>
+          <w:sz w:val="21"/>
+        </w:rPr>
+        <w:t>human-in-the-loop</w:t>
+      </w:r>
+      <w:r>
+        <w:rPr>
+          <w:rFonts w:ascii="Segoe UI" w:hAnsi="Segoe UI"/>
+          <w:color w:val="22262E"/>
+          <w:sz w:val="21"/>
+        </w:rPr>
+        <w:t xml:space="preserve"> is designed in from the start.</w:t>
       </w:r>
     </w:p>
     <w:p>
@@ -430,7 +1234,47 @@
           <w:color w:val="22262E"/>
           <w:sz w:val="21"/>
         </w:rPr>
-        <w:t>A new model version reaches production only after a comparison test against the current one; rollback to the previous version is always possible.</w:t>
+        <w:t xml:space="preserve">A new model version reaches production only after a </w:t>
+      </w:r>
+      <w:r>
+        <w:rPr>
+          <w:rFonts w:ascii="Segoe UI" w:hAnsi="Segoe UI"/>
+          <w:b/>
+          <w:color w:val="14181F"/>
+          <w:sz w:val="21"/>
+        </w:rPr>
+        <w:t>comparison test</w:t>
+      </w:r>
+      <w:r>
+        <w:rPr>
+          <w:rFonts w:ascii="Segoe UI" w:hAnsi="Segoe UI"/>
+          <w:color w:val="22262E"/>
+          <w:sz w:val="21"/>
+        </w:rPr>
+        <w:t xml:space="preserve"> against the current one; rollback is always possible.</w:t>
+      </w:r>
+    </w:p>
+    <w:p>
+      <w:pPr>
+        <w:pStyle w:val="ListBullet"/>
+        <w:spacing w:after="80"/>
+      </w:pPr>
+      <w:r>
+        <w:rPr>
+          <w:rFonts w:ascii="Segoe UI" w:hAnsi="Segoe UI"/>
+          <w:b/>
+          <w:color w:val="14181F"/>
+          <w:sz w:val="21"/>
+        </w:rPr>
+        <w:t>GPU instances are shut down when idle</w:t>
+      </w:r>
+      <w:r>
+        <w:rPr>
+          <w:rFonts w:ascii="Segoe UI" w:hAnsi="Segoe UI"/>
+          <w:color w:val="22262E"/>
+          <w:sz w:val="21"/>
+        </w:rPr>
+        <w:t xml:space="preserve"> — they burn cost (a forgotten nuance).</w:t>
       </w:r>
     </w:p>
     <w:p>
@@ -448,7 +1292,53 @@
           <w:color w:val="0B7A67"/>
           <w:sz w:val="26"/>
         </w:rPr>
-        <w:t>Extra handover items</w:t>
+        <w:t>7. Extra handover items</w:t>
+      </w:r>
+    </w:p>
+    <w:p>
+      <w:pPr>
+        <w:pStyle w:val="ListBullet"/>
+        <w:spacing w:after="80"/>
+      </w:pPr>
+      <w:r>
+        <w:rPr>
+          <w:rFonts w:ascii="Segoe UI" w:hAnsi="Segoe UI"/>
+          <w:b/>
+          <w:color w:val="14181F"/>
+          <w:sz w:val="21"/>
+        </w:rPr>
+        <w:t>Model card:</w:t>
+      </w:r>
+      <w:r>
+        <w:rPr>
+          <w:rFonts w:ascii="Segoe UI" w:hAnsi="Segoe UI"/>
+          <w:color w:val="22262E"/>
+          <w:sz w:val="21"/>
+        </w:rPr>
+        <w:t xml:space="preserve"> what it does, what data it was trained on, its limits.</w:t>
+      </w:r>
+    </w:p>
+    <w:p>
+      <w:pPr>
+        <w:pStyle w:val="ListBullet"/>
+        <w:spacing w:after="80"/>
+      </w:pPr>
+      <w:r>
+        <w:rPr>
+          <w:rFonts w:ascii="Segoe UI" w:hAnsi="Segoe UI"/>
+          <w:b/>
+          <w:color w:val="14181F"/>
+          <w:sz w:val="21"/>
+        </w:rPr>
+        <w:t>Retraining guide:</w:t>
+      </w:r>
+      <w:r>
+        <w:rPr>
+          <w:rFonts w:ascii="Segoe UI" w:hAnsi="Segoe UI"/>
+          <w:color w:val="22262E"/>
+          <w:sz w:val="21"/>
+        </w:rPr>
+        <w:t xml:space="preserve"> when it's needed, how to do it.</w:t>
       </w:r>
     </w:p>
     <w:p>
@@ -462,7 +1352,7 @@
           <w:color w:val="22262E"/>
           <w:sz w:val="21"/>
         </w:rPr>
-        <w:t>Model card: what it does, what data it was trained on, its limits.</w:t>
+        <w:t>Access to the monitoring dashboard + alerting rules.</w:t>
       </w:r>
     </w:p>
     <w:p>
@@ -476,21 +1366,7 @@
           <w:color w:val="22262E"/>
           <w:sz w:val="21"/>
         </w:rPr>
-        <w:t>Retraining guide: when it's needed, how to do it.</w:t>
-      </w:r>
-    </w:p>
-    <w:p>
-      <w:pPr>
-        <w:pStyle w:val="ListBullet"/>
-        <w:spacing w:after="80"/>
-      </w:pPr>
-      <w:r>
-        <w:rPr>
-          <w:rFonts w:ascii="Segoe UI" w:hAnsi="Segoe UI"/>
-          <w:color w:val="22262E"/>
-          <w:sz w:val="21"/>
-        </w:rPr>
-        <w:t>Access to the monitoring dashboard and the alerting rules.</w:t>
+        <w:t>The approved-LLM-provider + data-class matrix.</w:t>
       </w:r>
     </w:p>
     <w:sectPr>
